--- a/小波变换参考书/小波变换与分数傅里叶变换理论及应用/第四章/4.2 正交小波包.docx
+++ b/小波变换参考书/小波变换与分数傅里叶变换理论及应用/第四章/4.2 正交小波包.docx
@@ -36,7 +36,7 @@
           <v:shape id="_x0000_i1025" type="#_x0000_t75" style="width:267pt;height:111.75pt" o:ole="">
             <v:imagedata r:id="rId6" o:title=""/>
           </v:shape>
-          <o:OLEObject Type="Embed" ProgID="Equation.DSMT4" ShapeID="_x0000_i1025" DrawAspect="Content" ObjectID="_1673802558" r:id="rId7"/>
+          <o:OLEObject Type="Embed" ProgID="Equation.DSMT4" ShapeID="_x0000_i1025" DrawAspect="Content" ObjectID="_1673818113" r:id="rId7"/>
         </w:object>
       </w:r>
       <w:r>
@@ -55,10 +55,10 @@
           <w:position w:val="-14"/>
         </w:rPr>
         <w:object w:dxaOrig="1080" w:dyaOrig="400" w14:anchorId="6EECE157">
-          <v:shape id="_x0000_i1032" type="#_x0000_t75" style="width:54pt;height:20.25pt" o:ole="">
+          <v:shape id="_x0000_i1026" type="#_x0000_t75" style="width:54.15pt;height:20.15pt" o:ole="">
             <v:imagedata r:id="rId8" o:title=""/>
           </v:shape>
-          <o:OLEObject Type="Embed" ProgID="Equation.DSMT4" ShapeID="_x0000_i1032" DrawAspect="Content" ObjectID="_1673802559" r:id="rId9"/>
+          <o:OLEObject Type="Embed" ProgID="Equation.DSMT4" ShapeID="_x0000_i1026" DrawAspect="Content" ObjectID="_1673818114" r:id="rId9"/>
         </w:object>
       </w:r>
       <w:r>
@@ -72,29 +72,75 @@
           <w:position w:val="-14"/>
         </w:rPr>
         <w:object w:dxaOrig="639" w:dyaOrig="400" w14:anchorId="108DB162">
-          <v:shape id="_x0000_i1033" type="#_x0000_t75" style="width:32.25pt;height:20.25pt" o:ole="">
+          <v:shape id="_x0000_i1027" type="#_x0000_t75" style="width:32.25pt;height:20.15pt" o:ole="">
             <v:imagedata r:id="rId10" o:title=""/>
           </v:shape>
-          <o:OLEObject Type="Embed" ProgID="Equation.DSMT4" ShapeID="_x0000_i1033" DrawAspect="Content" ObjectID="_1673802560" r:id="rId11"/>
+          <o:OLEObject Type="Embed" ProgID="Equation.DSMT4" ShapeID="_x0000_i1027" DrawAspect="Content" ObjectID="_1673818115" r:id="rId11"/>
         </w:object>
       </w:r>
       <w:r>
         <w:rPr>
           <w:rFonts w:hint="eastAsia"/>
         </w:rPr>
-        <w:t>中的单位向量</w:t>
+        <w:t>中的单位向量，而且</w:t>
+      </w:r>
+    </w:p>
+    <w:p>
+      <w:pPr>
+        <w:pStyle w:val="MTDisplayEquation"/>
+      </w:pPr>
+      <w:r>
+        <w:tab/>
+      </w:r>
+      <w:r>
+        <w:rPr>
+          <w:position w:val="-14"/>
+        </w:rPr>
+        <w:object w:dxaOrig="3200" w:dyaOrig="400" w14:anchorId="2DA68675">
+          <v:shape id="_x0000_i1028" type="#_x0000_t75" style="width:159.55pt;height:20.15pt" o:ole="">
+            <v:imagedata r:id="rId12" o:title=""/>
+          </v:shape>
+          <o:OLEObject Type="Embed" ProgID="Equation.DSMT4" ShapeID="_x0000_i1028" DrawAspect="Content" ObjectID="_1673818116" r:id="rId13"/>
+        </w:object>
+      </w:r>
+      <w:r>
+        <w:t xml:space="preserve"> </w:t>
+      </w:r>
+    </w:p>
+    <w:p>
+      <w:r>
+        <w:rPr>
+          <w:position w:val="-14"/>
+        </w:rPr>
+        <w:object w:dxaOrig="1120" w:dyaOrig="400" w14:anchorId="734C3F71">
+          <v:shape id="_x0000_i1029" type="#_x0000_t75" style="width:56.15pt;height:20.15pt" o:ole="">
+            <v:imagedata r:id="rId14" o:title=""/>
+          </v:shape>
+          <o:OLEObject Type="Embed" ProgID="Equation.DSMT4" ShapeID="_x0000_i1029" DrawAspect="Content" ObjectID="_1673818117" r:id="rId15"/>
+        </w:object>
       </w:r>
       <w:r>
         <w:rPr>
           <w:rFonts w:hint="eastAsia"/>
         </w:rPr>
-        <w:t>，</w:t>
+        <w:t>是</w:t>
+      </w:r>
+      <w:r>
+        <w:rPr>
+          <w:position w:val="-14"/>
+        </w:rPr>
+        <w:object w:dxaOrig="639" w:dyaOrig="400" w14:anchorId="4F2AB661">
+          <v:shape id="_x0000_i1030" type="#_x0000_t75" style="width:32.25pt;height:20.15pt" o:ole="">
+            <v:imagedata r:id="rId10" o:title=""/>
+          </v:shape>
+          <o:OLEObject Type="Embed" ProgID="Equation.DSMT4" ShapeID="_x0000_i1030" DrawAspect="Content" ObjectID="_1673818118" r:id="rId16"/>
+        </w:object>
       </w:r>
       <w:r>
         <w:rPr>
           <w:rFonts w:hint="eastAsia"/>
         </w:rPr>
-        <w:t>而且</w:t>
+        <w:t>中的单位向量，而且</w:t>
       </w:r>
     </w:p>
     <w:p>
@@ -108,11 +154,11 @@
         <w:rPr>
           <w:position w:val="-14"/>
         </w:rPr>
-        <w:object w:dxaOrig="3200" w:dyaOrig="400" w14:anchorId="2DA68675">
-          <v:shape id="_x0000_i1036" type="#_x0000_t75" style="width:159.75pt;height:20.25pt" o:ole="">
-            <v:imagedata r:id="rId12" o:title=""/>
-          </v:shape>
-          <o:OLEObject Type="Embed" ProgID="Equation.DSMT4" ShapeID="_x0000_i1036" DrawAspect="Content" ObjectID="_1673802561" r:id="rId13"/>
+        <w:object w:dxaOrig="3280" w:dyaOrig="400" w14:anchorId="4E9E847F">
+          <v:shape id="_x0000_i1031" type="#_x0000_t75" style="width:163.6pt;height:20.15pt" o:ole="">
+            <v:imagedata r:id="rId17" o:title=""/>
+          </v:shape>
+          <o:OLEObject Type="Embed" ProgID="Equation.DSMT4" ShapeID="_x0000_i1031" DrawAspect="Content" ObjectID="_1673818119" r:id="rId18"/>
         </w:object>
       </w:r>
       <w:r>
@@ -122,58 +168,77 @@
     <w:p>
       <w:r>
         <w:rPr>
-          <w:position w:val="-14"/>
-        </w:rPr>
-        <w:object w:dxaOrig="1120" w:dyaOrig="400" w14:anchorId="734C3F71">
-          <v:shape id="_x0000_i1035" type="#_x0000_t75" style="width:56.25pt;height:20.25pt" o:ole="">
-            <v:imagedata r:id="rId14" o:title=""/>
-          </v:shape>
-          <o:OLEObject Type="Embed" ProgID="Equation.DSMT4" ShapeID="_x0000_i1035" DrawAspect="Content" ObjectID="_1673802562" r:id="rId15"/>
-        </w:object>
-      </w:r>
-      <w:r>
-        <w:rPr>
           <w:rFonts w:hint="eastAsia"/>
         </w:rPr>
-        <w:t>是</w:t>
-      </w:r>
-      <w:r>
-        <w:rPr>
-          <w:position w:val="-14"/>
-        </w:rPr>
-        <w:object w:dxaOrig="639" w:dyaOrig="400" w14:anchorId="4F2AB661">
-          <v:shape id="_x0000_i1034" type="#_x0000_t75" style="width:32.25pt;height:20.25pt" o:ole="">
-            <v:imagedata r:id="rId10" o:title=""/>
-          </v:shape>
-          <o:OLEObject Type="Embed" ProgID="Equation.DSMT4" ShapeID="_x0000_i1034" DrawAspect="Content" ObjectID="_1673802563" r:id="rId16"/>
-        </w:object>
-      </w:r>
+        <w:t>并且有</w:t>
+      </w:r>
+    </w:p>
+    <w:p>
+      <w:pPr>
+        <w:pStyle w:val="MTDisplayEquation"/>
+      </w:pPr>
+      <w:r>
+        <w:tab/>
+      </w:r>
+      <w:r>
+        <w:rPr>
+          <w:position w:val="-28"/>
+        </w:rPr>
+        <w:object w:dxaOrig="1340" w:dyaOrig="560" w14:anchorId="479B359A">
+          <v:shape id="_x0000_i1032" type="#_x0000_t75" style="width:66.8pt;height:27.65pt" o:ole="">
+            <v:imagedata r:id="rId19" o:title=""/>
+          </v:shape>
+          <o:OLEObject Type="Embed" ProgID="Equation.DSMT4" ShapeID="_x0000_i1032" DrawAspect="Content" ObjectID="_1673818120" r:id="rId20"/>
+        </w:object>
+      </w:r>
+      <w:r>
+        <w:t xml:space="preserve"> </w:t>
+      </w:r>
+    </w:p>
+    <w:p>
       <w:r>
         <w:rPr>
           <w:rFonts w:hint="eastAsia"/>
         </w:rPr>
-        <w:t>中的单位向量，而且</w:t>
+        <w:t>所以矩阵</w:t>
+      </w:r>
+      <w:r>
+        <w:rPr>
+          <w:position w:val="-4"/>
+        </w:rPr>
+        <w:object w:dxaOrig="320" w:dyaOrig="279" w14:anchorId="0E7BBA6B">
+          <v:shape id="_x0000_i1033" type="#_x0000_t75" style="width:15.85pt;height:14.4pt" o:ole="">
+            <v:imagedata r:id="rId21" o:title=""/>
+          </v:shape>
+          <o:OLEObject Type="Embed" ProgID="Equation.DSMT4" ShapeID="_x0000_i1033" DrawAspect="Content" ObjectID="_1673818121" r:id="rId22"/>
+        </w:object>
+      </w:r>
+      <w:r>
+        <w:rPr>
+          <w:rFonts w:hint="eastAsia"/>
+        </w:rPr>
+        <w:t>是单位正交矩阵。</w:t>
+      </w:r>
+      <w:r>
+        <w:t xml:space="preserve"> </w:t>
       </w:r>
     </w:p>
     <w:p>
       <w:pPr>
         <w:pStyle w:val="MTDisplayEquation"/>
-        <w:rPr>
-          <w:rFonts w:hint="eastAsia"/>
-        </w:rPr>
       </w:pPr>
       <w:r>
         <w:tab/>
       </w:r>
       <w:r>
         <w:rPr>
-          <w:position w:val="-14"/>
-        </w:rPr>
-        <w:object w:dxaOrig="3280" w:dyaOrig="400" w14:anchorId="4E9E847F">
-          <v:shape id="_x0000_i1040" type="#_x0000_t75" style="width:163.5pt;height:20.25pt" o:ole="">
-            <v:imagedata r:id="rId17" o:title=""/>
-          </v:shape>
-          <o:OLEObject Type="Embed" ProgID="Equation.DSMT4" ShapeID="_x0000_i1040" DrawAspect="Content" ObjectID="_1673802564" r:id="rId18"/>
+          <w:position w:val="-68"/>
+        </w:rPr>
+        <w:object w:dxaOrig="5460" w:dyaOrig="5319" w14:anchorId="33A08B67">
+          <v:shape id="_x0000_i1034" type="#_x0000_t75" style="width:273pt;height:266.1pt" o:ole="">
+            <v:imagedata r:id="rId23" o:title=""/>
+          </v:shape>
+          <o:OLEObject Type="Embed" ProgID="Equation.DSMT4" ShapeID="_x0000_i1034" DrawAspect="Content" ObjectID="_1673818122" r:id="rId24"/>
         </w:object>
       </w:r>
       <w:r>
@@ -181,14 +246,6 @@
       </w:r>
     </w:p>
     <w:p>
-      <w:r>
-        <w:rPr>
-          <w:rFonts w:hint="eastAsia"/>
-        </w:rPr>
-        <w:t>并且有</w:t>
-      </w:r>
-    </w:p>
-    <w:p>
       <w:pPr>
         <w:pStyle w:val="MTDisplayEquation"/>
       </w:pPr>
@@ -197,90 +254,13 @@
       </w:r>
       <w:r>
         <w:rPr>
-          <w:position w:val="-28"/>
-        </w:rPr>
-        <w:object w:dxaOrig="1340" w:dyaOrig="560" w14:anchorId="479B359A">
-          <v:shape id="_x0000_i1046" type="#_x0000_t75" style="width:66.75pt;height:27.75pt" o:ole="">
-            <v:imagedata r:id="rId19" o:title=""/>
-          </v:shape>
-          <o:OLEObject Type="Embed" ProgID="Equation.DSMT4" ShapeID="_x0000_i1046" DrawAspect="Content" ObjectID="_1673802565" r:id="rId20"/>
-        </w:object>
-      </w:r>
-      <w:r>
-        <w:t xml:space="preserve"> </w:t>
-      </w:r>
-    </w:p>
-    <w:p>
-      <w:pPr>
-        <w:rPr>
-          <w:rFonts w:hint="eastAsia"/>
-        </w:rPr>
-      </w:pPr>
-      <w:r>
-        <w:rPr>
-          <w:rFonts w:hint="eastAsia"/>
-        </w:rPr>
-        <w:t>所以矩阵</w:t>
-      </w:r>
-      <w:r>
-        <w:rPr>
-          <w:position w:val="-4"/>
-        </w:rPr>
-        <w:object w:dxaOrig="320" w:dyaOrig="279" w14:anchorId="0E7BBA6B">
-          <v:shape id="_x0000_i1050" type="#_x0000_t75" style="width:15.75pt;height:14.25pt" o:ole="">
-            <v:imagedata r:id="rId21" o:title=""/>
-          </v:shape>
-          <o:OLEObject Type="Embed" ProgID="Equation.DSMT4" ShapeID="_x0000_i1050" DrawAspect="Content" ObjectID="_1673802566" r:id="rId22"/>
-        </w:object>
-      </w:r>
-      <w:r>
-        <w:rPr>
-          <w:rFonts w:hint="eastAsia"/>
-        </w:rPr>
-        <w:t>是单位正交矩阵。</w:t>
-      </w:r>
-      <w:r>
-        <w:t xml:space="preserve"> </w:t>
-      </w:r>
-    </w:p>
-    <w:p>
-      <w:pPr>
-        <w:pStyle w:val="MTDisplayEquation"/>
-      </w:pPr>
-      <w:r>
-        <w:tab/>
-      </w:r>
-      <w:r>
-        <w:rPr>
-          <w:position w:val="-68"/>
-        </w:rPr>
-        <w:object w:dxaOrig="5460" w:dyaOrig="5319" w14:anchorId="33A08B67">
-          <v:shape id="_x0000_i1026" type="#_x0000_t75" style="width:273pt;height:266.25pt" o:ole="">
-            <v:imagedata r:id="rId23" o:title=""/>
-          </v:shape>
-          <o:OLEObject Type="Embed" ProgID="Equation.DSMT4" ShapeID="_x0000_i1026" DrawAspect="Content" ObjectID="_1673802567" r:id="rId24"/>
-        </w:object>
-      </w:r>
-      <w:r>
-        <w:t xml:space="preserve"> </w:t>
-      </w:r>
-    </w:p>
-    <w:p>
-      <w:pPr>
-        <w:pStyle w:val="MTDisplayEquation"/>
-      </w:pPr>
-      <w:r>
-        <w:tab/>
-      </w:r>
-      <w:r>
-        <w:rPr>
           <w:position w:val="-16"/>
         </w:rPr>
         <w:object w:dxaOrig="5140" w:dyaOrig="440" w14:anchorId="2853CBE1">
-          <v:shape id="_x0000_i1027" type="#_x0000_t75" style="width:257.25pt;height:21.75pt" o:ole="">
+          <v:shape id="_x0000_i1035" type="#_x0000_t75" style="width:257.2pt;height:21.9pt" o:ole="">
             <v:imagedata r:id="rId25" o:title=""/>
           </v:shape>
-          <o:OLEObject Type="Embed" ProgID="Equation.DSMT4" ShapeID="_x0000_i1027" DrawAspect="Content" ObjectID="_1673802568" r:id="rId26"/>
+          <o:OLEObject Type="Embed" ProgID="Equation.DSMT4" ShapeID="_x0000_i1035" DrawAspect="Content" ObjectID="_1673818123" r:id="rId26"/>
         </w:object>
       </w:r>
       <w:r>
@@ -300,10 +280,10 @@
           <w:position w:val="-96"/>
         </w:rPr>
         <w:object w:dxaOrig="2500" w:dyaOrig="7160" w14:anchorId="7AF406E7">
-          <v:shape id="_x0000_i1028" type="#_x0000_t75" style="width:125.25pt;height:357.75pt" o:ole="">
+          <v:shape id="_x0000_i1036" type="#_x0000_t75" style="width:125.3pt;height:357.7pt" o:ole="">
             <v:imagedata r:id="rId27" o:title=""/>
           </v:shape>
-          <o:OLEObject Type="Embed" ProgID="Equation.DSMT4" ShapeID="_x0000_i1028" DrawAspect="Content" ObjectID="_1673802569" r:id="rId28"/>
+          <o:OLEObject Type="Embed" ProgID="Equation.DSMT4" ShapeID="_x0000_i1036" DrawAspect="Content" ObjectID="_1673818124" r:id="rId28"/>
         </w:object>
       </w:r>
       <w:r>
@@ -322,10 +302,10 @@
           <w:position w:val="-114"/>
         </w:rPr>
         <w:object w:dxaOrig="6120" w:dyaOrig="2400" w14:anchorId="12B52202">
-          <v:shape id="_x0000_i1029" type="#_x0000_t75" style="width:306pt;height:120pt" o:ole="">
+          <v:shape id="_x0000_i1037" type="#_x0000_t75" style="width:306.15pt;height:120.1pt" o:ole="">
             <v:imagedata r:id="rId29" o:title=""/>
           </v:shape>
-          <o:OLEObject Type="Embed" ProgID="Equation.DSMT4" ShapeID="_x0000_i1029" DrawAspect="Content" ObjectID="_1673802570" r:id="rId30"/>
+          <o:OLEObject Type="Embed" ProgID="Equation.DSMT4" ShapeID="_x0000_i1037" DrawAspect="Content" ObjectID="_1673818125" r:id="rId30"/>
         </w:object>
       </w:r>
       <w:r>
@@ -335,6 +315,9 @@
     <w:p>
       <w:pPr>
         <w:pStyle w:val="MTDisplayEquation"/>
+        <w:rPr>
+          <w:rFonts w:hint="eastAsia"/>
+        </w:rPr>
       </w:pPr>
       <w:r>
         <w:lastRenderedPageBreak/>
@@ -345,17 +328,16 @@
           <w:position w:val="-166"/>
         </w:rPr>
         <w:object w:dxaOrig="3940" w:dyaOrig="3440" w14:anchorId="04125F4B">
-          <v:shape id="_x0000_i1030" type="#_x0000_t75" style="width:197.25pt;height:171.75pt" o:ole="">
+          <v:shape id="_x0000_i1038" type="#_x0000_t75" style="width:197.3pt;height:171.95pt" o:ole="">
             <v:imagedata r:id="rId31" o:title=""/>
           </v:shape>
-          <o:OLEObject Type="Embed" ProgID="Equation.DSMT4" ShapeID="_x0000_i1030" DrawAspect="Content" ObjectID="_1673802571" r:id="rId32"/>
+          <o:OLEObject Type="Embed" ProgID="Equation.DSMT4" ShapeID="_x0000_i1038" DrawAspect="Content" ObjectID="_1673818126" r:id="rId32"/>
         </w:object>
       </w:r>
       <w:r>
         <w:t xml:space="preserve"> </w:t>
       </w:r>
     </w:p>
-    <w:p/>
     <w:sectPr>
       <w:pgSz w:w="12240" w:h="15840"/>
       <w:pgMar w:top="1440" w:right="1800" w:bottom="1440" w:left="1800" w:header="720" w:footer="720" w:gutter="0"/>
